--- a/2026 الى 2027/خطط القسم 2027/خطة الموهوبات -قسم الكيمياء 2027/الموهوبات جديد 2027/متابعة الموهوبات - الكيمياء  2026-2027 يناير.docx
+++ b/2026 الى 2027/خطط القسم 2027/خطة الموهوبات -قسم الكيمياء 2027/الموهوبات جديد 2027/متابعة الموهوبات - الكيمياء  2026-2027 يناير.docx
@@ -228,7 +228,7 @@
           <w:rtl/>
           <w:lang w:bidi="ar-QA"/>
         </w:rPr>
-        <w:t>6</w:t>
+        <w:t>7</w:t>
       </w:r>
       <w:r>
         <w:rPr>
@@ -278,7 +278,7 @@
           <w:rtl/>
           <w:lang w:bidi="ar-QA"/>
         </w:rPr>
-        <w:t>5</w:t>
+        <w:t>6</w:t>
       </w:r>
       <w:r>
         <w:rPr>
@@ -2181,7 +2181,7 @@
                 <w:rtl/>
                 <w:lang w:bidi="ar-QA"/>
               </w:rPr>
-              <w:t>5</w:t>
+              <w:t>6</w:t>
             </w:r>
           </w:p>
           <w:p>
@@ -2840,7 +2840,7 @@
                 <w:rtl/>
                 <w:lang w:bidi="ar-QA"/>
               </w:rPr>
-              <w:t>5</w:t>
+              <w:t>6</w:t>
             </w:r>
             <w:r>
               <w:rPr>
@@ -3481,7 +3481,7 @@
                 <w:rtl/>
                 <w:lang w:bidi="ar-QA"/>
               </w:rPr>
-              <w:t>5</w:t>
+              <w:t>6</w:t>
             </w:r>
           </w:p>
           <w:p>
@@ -3597,7 +3597,7 @@
                 <w:rtl/>
                 <w:lang w:bidi="ar-QA"/>
               </w:rPr>
-              <w:t>5</w:t>
+              <w:t>6</w:t>
             </w:r>
             <w:r>
               <w:rPr>
@@ -4218,7 +4218,7 @@
                 <w:rtl/>
                 <w:lang w:bidi="ar-QA"/>
               </w:rPr>
-              <w:t>5</w:t>
+              <w:t>6</w:t>
             </w:r>
           </w:p>
           <w:p>
@@ -4334,31 +4334,31 @@
                 <w:rtl/>
                 <w:lang w:bidi="ar-QA"/>
               </w:rPr>
+              <w:t>7</w:t>
+            </w:r>
+            <w:r>
+              <w:rPr>
+                <w:rFonts w:ascii="Sakkal Majalla" w:hAnsi="Sakkal Majalla" w:cs="Sakkal Majalla" w:hint="cs"/>
+                <w:b/>
+                <w:bCs/>
+                <w:sz w:val="24"/>
+                <w:szCs w:val="24"/>
+                <w:rtl/>
+                <w:lang w:bidi="ar-QA"/>
+              </w:rPr>
+              <w:t>-202</w:t>
+            </w:r>
+            <w:r>
+              <w:rPr>
+                <w:rFonts w:ascii="Sakkal Majalla" w:hAnsi="Sakkal Majalla" w:cs="Sakkal Majalla" w:hint="cs"/>
+                <w:b/>
+                <w:bCs/>
+                <w:sz w:val="24"/>
+                <w:szCs w:val="24"/>
+                <w:rtl/>
+                <w:lang w:bidi="ar-QA"/>
+              </w:rPr>
               <w:t>6</w:t>
-            </w:r>
-            <w:r>
-              <w:rPr>
-                <w:rFonts w:ascii="Sakkal Majalla" w:hAnsi="Sakkal Majalla" w:cs="Sakkal Majalla" w:hint="cs"/>
-                <w:b/>
-                <w:bCs/>
-                <w:sz w:val="24"/>
-                <w:szCs w:val="24"/>
-                <w:rtl/>
-                <w:lang w:bidi="ar-QA"/>
-              </w:rPr>
-              <w:t>-202</w:t>
-            </w:r>
-            <w:r>
-              <w:rPr>
-                <w:rFonts w:ascii="Sakkal Majalla" w:hAnsi="Sakkal Majalla" w:cs="Sakkal Majalla" w:hint="cs"/>
-                <w:b/>
-                <w:bCs/>
-                <w:sz w:val="24"/>
-                <w:szCs w:val="24"/>
-                <w:rtl/>
-                <w:lang w:bidi="ar-QA"/>
-              </w:rPr>
-              <w:t>5</w:t>
             </w:r>
           </w:p>
         </w:tc>
@@ -4968,31 +4968,31 @@
                 <w:rtl/>
                 <w:lang w:bidi="ar-QA"/>
               </w:rPr>
+              <w:t>7</w:t>
+            </w:r>
+            <w:r>
+              <w:rPr>
+                <w:rFonts w:ascii="Sakkal Majalla" w:hAnsi="Sakkal Majalla" w:cs="Sakkal Majalla" w:hint="cs"/>
+                <w:b/>
+                <w:bCs/>
+                <w:sz w:val="24"/>
+                <w:szCs w:val="24"/>
+                <w:rtl/>
+                <w:lang w:bidi="ar-QA"/>
+              </w:rPr>
+              <w:t>-202</w:t>
+            </w:r>
+            <w:r>
+              <w:rPr>
+                <w:rFonts w:ascii="Sakkal Majalla" w:hAnsi="Sakkal Majalla" w:cs="Sakkal Majalla" w:hint="cs"/>
+                <w:b/>
+                <w:bCs/>
+                <w:sz w:val="24"/>
+                <w:szCs w:val="24"/>
+                <w:rtl/>
+                <w:lang w:bidi="ar-QA"/>
+              </w:rPr>
               <w:t>6</w:t>
-            </w:r>
-            <w:r>
-              <w:rPr>
-                <w:rFonts w:ascii="Sakkal Majalla" w:hAnsi="Sakkal Majalla" w:cs="Sakkal Majalla" w:hint="cs"/>
-                <w:b/>
-                <w:bCs/>
-                <w:sz w:val="24"/>
-                <w:szCs w:val="24"/>
-                <w:rtl/>
-                <w:lang w:bidi="ar-QA"/>
-              </w:rPr>
-              <w:t>-202</w:t>
-            </w:r>
-            <w:r>
-              <w:rPr>
-                <w:rFonts w:ascii="Sakkal Majalla" w:hAnsi="Sakkal Majalla" w:cs="Sakkal Majalla" w:hint="cs"/>
-                <w:b/>
-                <w:bCs/>
-                <w:sz w:val="24"/>
-                <w:szCs w:val="24"/>
-                <w:rtl/>
-                <w:lang w:bidi="ar-QA"/>
-              </w:rPr>
-              <w:t>5</w:t>
             </w:r>
           </w:p>
         </w:tc>
@@ -5598,31 +5598,31 @@
                 <w:rtl/>
                 <w:lang w:bidi="ar-QA"/>
               </w:rPr>
+              <w:t>7</w:t>
+            </w:r>
+            <w:r>
+              <w:rPr>
+                <w:rFonts w:ascii="Sakkal Majalla" w:hAnsi="Sakkal Majalla" w:cs="Sakkal Majalla" w:hint="cs"/>
+                <w:b/>
+                <w:bCs/>
+                <w:sz w:val="24"/>
+                <w:szCs w:val="24"/>
+                <w:rtl/>
+                <w:lang w:bidi="ar-QA"/>
+              </w:rPr>
+              <w:t>-202</w:t>
+            </w:r>
+            <w:r>
+              <w:rPr>
+                <w:rFonts w:ascii="Sakkal Majalla" w:hAnsi="Sakkal Majalla" w:cs="Sakkal Majalla" w:hint="cs"/>
+                <w:b/>
+                <w:bCs/>
+                <w:sz w:val="24"/>
+                <w:szCs w:val="24"/>
+                <w:rtl/>
+                <w:lang w:bidi="ar-QA"/>
+              </w:rPr>
               <w:t>6</w:t>
-            </w:r>
-            <w:r>
-              <w:rPr>
-                <w:rFonts w:ascii="Sakkal Majalla" w:hAnsi="Sakkal Majalla" w:cs="Sakkal Majalla" w:hint="cs"/>
-                <w:b/>
-                <w:bCs/>
-                <w:sz w:val="24"/>
-                <w:szCs w:val="24"/>
-                <w:rtl/>
-                <w:lang w:bidi="ar-QA"/>
-              </w:rPr>
-              <w:t>-202</w:t>
-            </w:r>
-            <w:r>
-              <w:rPr>
-                <w:rFonts w:ascii="Sakkal Majalla" w:hAnsi="Sakkal Majalla" w:cs="Sakkal Majalla" w:hint="cs"/>
-                <w:b/>
-                <w:bCs/>
-                <w:sz w:val="24"/>
-                <w:szCs w:val="24"/>
-                <w:rtl/>
-                <w:lang w:bidi="ar-QA"/>
-              </w:rPr>
-              <w:t>5</w:t>
             </w:r>
           </w:p>
         </w:tc>
@@ -6138,7 +6138,7 @@
                 <w:rtl/>
                 <w:lang w:bidi="ar-QA"/>
               </w:rPr>
-              <w:t>5</w:t>
+              <w:t>6</w:t>
             </w:r>
           </w:p>
           <w:p>
@@ -6268,31 +6268,31 @@
                 <w:rtl/>
                 <w:lang w:bidi="ar-QA"/>
               </w:rPr>
+              <w:t>7</w:t>
+            </w:r>
+            <w:r>
+              <w:rPr>
+                <w:rFonts w:ascii="Sakkal Majalla" w:hAnsi="Sakkal Majalla" w:cs="Sakkal Majalla" w:hint="cs"/>
+                <w:b/>
+                <w:bCs/>
+                <w:sz w:val="24"/>
+                <w:szCs w:val="24"/>
+                <w:rtl/>
+                <w:lang w:bidi="ar-QA"/>
+              </w:rPr>
+              <w:t>-202</w:t>
+            </w:r>
+            <w:r>
+              <w:rPr>
+                <w:rFonts w:ascii="Sakkal Majalla" w:hAnsi="Sakkal Majalla" w:cs="Sakkal Majalla" w:hint="cs"/>
+                <w:b/>
+                <w:bCs/>
+                <w:sz w:val="24"/>
+                <w:szCs w:val="24"/>
+                <w:rtl/>
+                <w:lang w:bidi="ar-QA"/>
+              </w:rPr>
               <w:t>6</w:t>
-            </w:r>
-            <w:r>
-              <w:rPr>
-                <w:rFonts w:ascii="Sakkal Majalla" w:hAnsi="Sakkal Majalla" w:cs="Sakkal Majalla" w:hint="cs"/>
-                <w:b/>
-                <w:bCs/>
-                <w:sz w:val="24"/>
-                <w:szCs w:val="24"/>
-                <w:rtl/>
-                <w:lang w:bidi="ar-QA"/>
-              </w:rPr>
-              <w:t>-202</w:t>
-            </w:r>
-            <w:r>
-              <w:rPr>
-                <w:rFonts w:ascii="Sakkal Majalla" w:hAnsi="Sakkal Majalla" w:cs="Sakkal Majalla" w:hint="cs"/>
-                <w:b/>
-                <w:bCs/>
-                <w:sz w:val="24"/>
-                <w:szCs w:val="24"/>
-                <w:rtl/>
-                <w:lang w:bidi="ar-QA"/>
-              </w:rPr>
-              <w:t>5</w:t>
             </w:r>
           </w:p>
           <w:p>
@@ -6904,7 +6904,7 @@
                 <w:rtl/>
                 <w:lang w:bidi="ar-QA"/>
               </w:rPr>
-              <w:t>5</w:t>
+              <w:t>6</w:t>
             </w:r>
           </w:p>
           <w:p>
@@ -6983,7 +6983,7 @@
                 <w:rtl/>
                 <w:lang w:bidi="ar-QA"/>
               </w:rPr>
-              <w:t>6</w:t>
+              <w:t>7</w:t>
             </w:r>
           </w:p>
         </w:tc>
@@ -7401,7 +7401,7 @@
           <w:szCs w:val="28"/>
           <w:rtl/>
         </w:rPr>
-        <w:t>6</w:t>
+        <w:t>7</w:t>
       </w:r>
       <w:r>
         <w:rPr>
@@ -7425,7 +7425,7 @@
           <w:szCs w:val="28"/>
           <w:rtl/>
         </w:rPr>
-        <w:t>5</w:t>
+        <w:t>6</w:t>
       </w:r>
       <w:r>
         <w:rPr>
